--- a/public/resume/Doeon_Kim_Resume_Microsoft_Solution_Architect.docx
+++ b/public/resume/Doeon_Kim_Resume_Microsoft_Solution_Architect.docx
@@ -79,7 +79,7 @@
           <w:rFonts w:ascii="Arial" w:hAnsi="Arial"/>
           <w:sz w:val="18"/>
         </w:rPr>
-        <w:t>Pairs hands-on implementation with customer-facing architecture judgment across cloud, data, runtime, and governance-heavy delivery contexts.</w:t>
+        <w:t>Pairs hands-on implementation with customer-facing architecture judgment across cloud, data, runtime, and governance-heavy delivery contexts, including live workshop preview and reviewer-safe warehouse proof.</w:t>
       </w:r>
     </w:p>
     <w:p>
@@ -319,7 +319,7 @@
         <w:pStyle w:val="ListBullet"/>
       </w:pPr>
       <w:r>
-        <w:t>Added rollout-gates and customer-architecture-pack surfaces to support discovery, pilot, rollout, and handoff decisions.</w:t>
+        <w:t>Added rollout-gates, live-workshop-preview, and customer-architecture-pack surfaces to support discovery, pilot, rollout, and handoff decisions.</w:t>
       </w:r>
     </w:p>
     <w:p>
@@ -346,7 +346,7 @@
         <w:pStyle w:val="ListBullet"/>
       </w:pPr>
       <w:r>
-        <w:t>Built governed analytics review surfaces with warehouse brief, runtime meta, and target scorecards for SQLite, Snowflake, and Databricks-aligned review.</w:t>
+        <w:t>Built governed analytics review surfaces with warehouse brief, reviewer-query-demo, semantic governance, and target scorecards for SQLite, Snowflake, and Databricks-aligned review.</w:t>
       </w:r>
     </w:p>
     <w:p>
@@ -357,7 +357,7 @@
         <w:rPr>
           <w:b/>
         </w:rPr>
-        <w:t>The Logistics Prophet | Decision Intelligence Control Tower</w:t>
+        <w:t>Lakehouse Contract Lab | Spark + Delta Review Surface</w:t>
       </w:r>
     </w:p>
     <w:p>
@@ -365,7 +365,7 @@
         <w:pStyle w:val="ResumeMeta"/>
       </w:pPr>
       <w:r>
-        <w:t>Action-to-KPI evidence</w:t>
+        <w:t>Artifact-refresh-only platform proof</w:t>
       </w:r>
     </w:p>
     <w:p>
@@ -373,7 +373,7 @@
         <w:pStyle w:val="ListBullet"/>
       </w:pPr>
       <w:r>
-        <w:t>Connected recommendation flows to KPI delta using decision-board and action-impact-board surfaces so operational decisions stay inspectable.</w:t>
+        <w:t>Built explicit Spark + Delta medallion proof with quality gates, reviewer-readable table previews, and artifact-refresh review summaries for Snowflake- and Databricks-style architecture conversations.</w:t>
       </w:r>
     </w:p>
     <w:p>
@@ -427,7 +427,7 @@
         <w:pStyle w:val="ListBullet"/>
       </w:pPr>
       <w:r>
-        <w:t>Combined logs, screenshots, RCA, postmortem-pack, and escalation-readiness surfaces into a reviewer-safe incident workflow.</w:t>
+        <w:t>Combined logs, screenshots, RCA, postmortem-pack, escalation-readiness, and live escalation preview surfaces into a reviewer-safe incident workflow.</w:t>
       </w:r>
     </w:p>
     <w:p>

--- a/public/resume/Doeon_Kim_Resume_Microsoft_Solution_Architect.docx
+++ b/public/resume/Doeon_Kim_Resume_Microsoft_Solution_Architect.docx
@@ -79,7 +79,7 @@
           <w:rFonts w:ascii="Arial" w:hAnsi="Arial"/>
           <w:sz w:val="18"/>
         </w:rPr>
-        <w:t>Pairs hands-on implementation with customer-facing architecture judgment across cloud, data, runtime, and governance-heavy delivery contexts, including live workshop preview and reviewer-safe warehouse proof.</w:t>
+        <w:t>Pairs hands-on implementation with customer-facing architecture judgment across cloud, data, runtime, and governance-heavy delivery contexts, including live workshop preview, reviewer-safe warehouse proof, and verified bounded reviewer lanes.</w:t>
       </w:r>
     </w:p>
     <w:p>

--- a/public/resume/Doeon_Kim_Resume_Microsoft_Solution_Architect.docx
+++ b/public/resume/Doeon_Kim_Resume_Microsoft_Solution_Architect.docx
@@ -17,7 +17,7 @@
         <w:jc w:val="center"/>
       </w:pPr>
       <w:r>
-        <w:t>AI Solutions Architect | Governed AI Delivery, Data Workflows, Reviewer-Safe Systems</w:t>
+        <w:t>AI Solutions Architect | Governed Delivery, Data Workflows, Operational AI</w:t>
       </w:r>
     </w:p>
     <w:p>
@@ -55,7 +55,7 @@
           <w:rFonts w:ascii="Arial" w:hAnsi="Arial"/>
           <w:sz w:val="18"/>
         </w:rPr>
-        <w:t>Designs and delivers reviewable AI systems from discovery and pilot planning to governed rollout, with strongest public proof in enterprise LLM governance, multimodal operations, and operator-facing workflows.</w:t>
+        <w:t>Designs and delivers reviewable AI systems from discovery and pilot planning to governed rollout, with public proof in enterprise delivery, multimodal operations, and operator-facing workflows.</w:t>
       </w:r>
     </w:p>
     <w:p>
@@ -79,7 +79,7 @@
           <w:rFonts w:ascii="Arial" w:hAnsi="Arial"/>
           <w:sz w:val="18"/>
         </w:rPr>
-        <w:t>Pairs hands-on implementation with customer-facing architecture judgment across cloud, data, runtime, and governance-heavy delivery contexts, including live workshop preview, reviewer-safe warehouse proof, and verified bounded reviewer lanes.</w:t>
+        <w:t>Pairs hands-on implementation with customer-facing architecture judgment across cloud, data, runtime, and governance-heavy delivery contexts, including live workshop preview, warehouse proof, and verified reviewer lanes.</w:t>
       </w:r>
     </w:p>
     <w:p>

--- a/public/resume/Doeon_Kim_Resume_Microsoft_Solution_Architect.docx
+++ b/public/resume/Doeon_Kim_Resume_Microsoft_Solution_Architect.docx
@@ -91,7 +91,7 @@
           <w:rFonts w:ascii="Arial" w:hAnsi="Arial"/>
           <w:sz w:val="18"/>
         </w:rPr>
-        <w:t>Certified across Microsoft, Snowflake, Databricks, and Palantir-aligned stacks, with public proof surfaces that let reviewers inspect shipped systems quickly.</w:t>
+        <w:t>Certified across Microsoft, Snowflake, Databricks, and Palantir-aligned stacks, with public project pages that let reviewers inspect shipped systems quickly and issuer validation shared separately when needed.</w:t>
       </w:r>
     </w:p>
     <w:p>
@@ -535,7 +535,7 @@
           <w:rFonts w:ascii="Arial" w:hAnsi="Arial"/>
           <w:sz w:val="18"/>
         </w:rPr>
-        <w:t>Pair architecture judgment with enough implementation depth to build the proof surface, not just describe it.</w:t>
+        <w:t>Pair architecture judgment with enough implementation depth to build the project page, not just describe it.</w:t>
       </w:r>
     </w:p>
     <w:sectPr>

--- a/public/resume/Doeon_Kim_Resume_Microsoft_Solution_Architect.docx
+++ b/public/resume/Doeon_Kim_Resume_Microsoft_Solution_Architect.docx
@@ -233,7 +233,7 @@
         <w:pStyle w:val="ListBullet"/>
       </w:pPr>
       <w:r>
-        <w:t>Built customer-facing full-stack features and integrated OpenAI-powered chatbot workflows for a US startup product environment.</w:t>
+        <w:t>Built customer-facing full-stack features and integrated OpenAI-powered chatbot workflows into an existing US startup review product.</w:t>
       </w:r>
     </w:p>
     <w:p>
@@ -241,7 +241,15 @@
         <w:pStyle w:val="ListBullet"/>
       </w:pPr>
       <w:r>
-        <w:t>Worked asynchronously across US time zones and kept delivery moving across application, AI integration, and stakeholder communication boundaries.</w:t>
+        <w:t>Improved delivery reliability by tightening server-side configuration, credential handling, request/response error handling, and external API integration flows.</w:t>
+      </w:r>
+    </w:p>
+    <w:p>
+      <w:pPr>
+        <w:pStyle w:val="ListBullet"/>
+      </w:pPr>
+      <w:r>
+        <w:t>Worked asynchronously across US time zones, turning stakeholder feedback and log-based issues into stable application and AI integration updates.</w:t>
       </w:r>
     </w:p>
     <w:p>
